--- a/result/발표자료.docx
+++ b/result/발표자료.docx
@@ -3910,7 +3910,751 @@
         <w:spacing w:before="400" w:after="160"/>
       </w:pPr>
       <w:r>
-        <w:t>5. 한계와 다음 단계</w:t>
+        <w:t>5. 다시 Develop — 측정 결과로 고친 것</w:t>
+      </w:r>
+    </w:p>
+    <w:p>
+      <w:r>
+        <w:rPr>
+          <w:rFonts w:ascii="맑은 고딕" w:hAnsi="맑은 고딕" w:eastAsia="맑은 고딕"/>
+          <w:b w:val="0"/>
+          <w:sz w:val="21"/>
+        </w:rPr>
+        <w:t>측정을 하고 나니 처음에 보이지 않던 문제가 드러났습니다. 숫자가 가리키는 곳을 고쳤고, 그 과정이 이 장입니다.</w:t>
+      </w:r>
+    </w:p>
+    <w:p>
+      <w:pPr>
+        <w:pStyle w:val="Heading2"/>
+        <w:spacing w:before="280" w:after="120"/>
+      </w:pPr>
+      <w:r>
+        <w:t>측정이 알려준 것</w:t>
+      </w:r>
+    </w:p>
+    <w:tbl>
+      <w:tblPr>
+        <w:tblStyle w:val="TableGrid"/>
+        <w:tblW w:type="auto" w:w="0"/>
+        <w:jc w:val="center"/>
+        <w:tblLook w:firstColumn="1" w:firstRow="1" w:lastColumn="0" w:lastRow="0" w:noHBand="0" w:noVBand="1" w:val="04A0"/>
+      </w:tblPr>
+      <w:tblGrid>
+        <w:gridCol w:w="4759"/>
+        <w:gridCol w:w="4759"/>
+      </w:tblGrid>
+      <w:tr>
+        <w:tc>
+          <w:tcPr>
+            <w:tcW w:type="dxa" w:w="4309"/>
+          </w:tcPr>
+          <w:p>
+            <w:pPr>
+              <w:spacing w:after="40" w:line="288" w:lineRule="auto"/>
+            </w:pPr>
+            <w:r/>
+            <w:r>
+              <w:rPr>
+                <w:rFonts w:ascii="맑은 고딕" w:hAnsi="맑은 고딕" w:eastAsia="맑은 고딕"/>
+                <w:b/>
+                <w:sz w:val="19"/>
+              </w:rPr>
+              <w:t>드러난 문제</w:t>
+            </w:r>
+          </w:p>
+        </w:tc>
+        <w:tc>
+          <w:tcPr>
+            <w:tcW w:type="dxa" w:w="4876"/>
+          </w:tcPr>
+          <w:p>
+            <w:pPr>
+              <w:spacing w:after="40" w:line="288" w:lineRule="auto"/>
+            </w:pPr>
+            <w:r/>
+            <w:r>
+              <w:rPr>
+                <w:rFonts w:ascii="맑은 고딕" w:hAnsi="맑은 고딕" w:eastAsia="맑은 고딕"/>
+                <w:b/>
+                <w:sz w:val="19"/>
+              </w:rPr>
+              <w:t>무엇을 고쳤나</w:t>
+            </w:r>
+          </w:p>
+        </w:tc>
+      </w:tr>
+      <w:tr>
+        <w:tc>
+          <w:tcPr>
+            <w:tcW w:type="dxa" w:w="4309"/>
+          </w:tcPr>
+          <w:p>
+            <w:pPr>
+              <w:spacing w:after="40" w:line="288" w:lineRule="auto"/>
+            </w:pPr>
+            <w:r/>
+            <w:r>
+              <w:rPr>
+                <w:rFonts w:ascii="맑은 고딕" w:hAnsi="맑은 고딕" w:eastAsia="맑은 고딕"/>
+                <w:sz w:val="19"/>
+              </w:rPr>
+              <w:t>영수증은 살 때마다 생기는데 도구는 한 번에 몰아서만 처리됐다. 저장한 내역을 다시 볼 방법도 없었다.</w:t>
+            </w:r>
+          </w:p>
+        </w:tc>
+        <w:tc>
+          <w:tcPr>
+            <w:tcW w:type="dxa" w:w="4876"/>
+          </w:tcPr>
+          <w:p>
+            <w:pPr>
+              <w:spacing w:after="40" w:line="288" w:lineRule="auto"/>
+            </w:pPr>
+            <w:r/>
+            <w:r>
+              <w:rPr>
+                <w:rFonts w:ascii="맑은 고딕" w:hAnsi="맑은 고딕" w:eastAsia="맑은 고딕"/>
+                <w:sz w:val="19"/>
+              </w:rPr>
+              <w:t>앱을 열면 지금까지 쌓인 내역이 그대로 보인다. 새로 올린 영수증은 목록을 덮어쓰지 않고 위에 쌓인다.</w:t>
+            </w:r>
+          </w:p>
+        </w:tc>
+      </w:tr>
+      <w:tr>
+        <w:tc>
+          <w:tcPr>
+            <w:tcW w:type="dxa" w:w="4309"/>
+          </w:tcPr>
+          <w:p>
+            <w:pPr>
+              <w:spacing w:after="40" w:line="288" w:lineRule="auto"/>
+            </w:pPr>
+            <w:r/>
+            <w:r>
+              <w:rPr>
+                <w:rFonts w:ascii="맑은 고딕" w:hAnsi="맑은 고딕" w:eastAsia="맑은 고딕"/>
+                <w:sz w:val="19"/>
+              </w:rPr>
+              <w:t>사람과 도구의 분류 판단이 3건 어긋났다. 고르는 기준이 정해져 있지 않았다.</w:t>
+            </w:r>
+          </w:p>
+        </w:tc>
+        <w:tc>
+          <w:tcPr>
+            <w:tcW w:type="dxa" w:w="4876"/>
+          </w:tcPr>
+          <w:p>
+            <w:pPr>
+              <w:spacing w:after="40" w:line="288" w:lineRule="auto"/>
+            </w:pPr>
+            <w:r/>
+            <w:r>
+              <w:rPr>
+                <w:rFonts w:ascii="맑은 고딕" w:hAnsi="맑은 고딕" w:eastAsia="맑은 고딕"/>
+                <w:sz w:val="19"/>
+              </w:rPr>
+              <w:t>분류를 목록에서 고르도록 바꿨다. 기준이 고정되고 타이핑도 사라졌다.</w:t>
+            </w:r>
+          </w:p>
+        </w:tc>
+      </w:tr>
+      <w:tr>
+        <w:tc>
+          <w:tcPr>
+            <w:tcW w:type="dxa" w:w="4309"/>
+          </w:tcPr>
+          <w:p>
+            <w:pPr>
+              <w:spacing w:after="40" w:line="288" w:lineRule="auto"/>
+            </w:pPr>
+            <w:r/>
+            <w:r>
+              <w:rPr>
+                <w:rFonts w:ascii="맑은 고딕" w:hAnsi="맑은 고딕" w:eastAsia="맑은 고딕"/>
+                <w:sz w:val="19"/>
+              </w:rPr>
+              <w:t>도구를 써도 전체 시간의 59%가 검토에 쓰였다.</w:t>
+            </w:r>
+          </w:p>
+        </w:tc>
+        <w:tc>
+          <w:tcPr>
+            <w:tcW w:type="dxa" w:w="4876"/>
+          </w:tcPr>
+          <w:p>
+            <w:pPr>
+              <w:spacing w:after="40" w:line="288" w:lineRule="auto"/>
+            </w:pPr>
+            <w:r/>
+            <w:r>
+              <w:rPr>
+                <w:rFonts w:ascii="맑은 고딕" w:hAnsi="맑은 고딕" w:eastAsia="맑은 고딕"/>
+                <w:sz w:val="19"/>
+              </w:rPr>
+              <w:t>타이핑을 줄이고, 일자와 금액이 겹치는 행에 중복 의심 표시를 넣었다.</w:t>
+            </w:r>
+          </w:p>
+        </w:tc>
+      </w:tr>
+      <w:tr>
+        <w:tc>
+          <w:tcPr>
+            <w:tcW w:type="dxa" w:w="4309"/>
+          </w:tcPr>
+          <w:p>
+            <w:pPr>
+              <w:spacing w:after="40" w:line="288" w:lineRule="auto"/>
+            </w:pPr>
+            <w:r/>
+            <w:r>
+              <w:rPr>
+                <w:rFonts w:ascii="맑은 고딕" w:hAnsi="맑은 고딕" w:eastAsia="맑은 고딕"/>
+                <w:sz w:val="19"/>
+              </w:rPr>
+              <w:t>잘못 올린 영수증을 지울 방법이 없었다. 목록에 쌓이기 시작하면 반드시 필요하다.</w:t>
+            </w:r>
+          </w:p>
+        </w:tc>
+        <w:tc>
+          <w:tcPr>
+            <w:tcW w:type="dxa" w:w="4876"/>
+          </w:tcPr>
+          <w:p>
+            <w:pPr>
+              <w:spacing w:after="40" w:line="288" w:lineRule="auto"/>
+            </w:pPr>
+            <w:r/>
+            <w:r>
+              <w:rPr>
+                <w:rFonts w:ascii="맑은 고딕" w:hAnsi="맑은 고딕" w:eastAsia="맑은 고딕"/>
+                <w:sz w:val="19"/>
+              </w:rPr>
+              <w:t>행 삭제를 넣었다.</w:t>
+            </w:r>
+          </w:p>
+        </w:tc>
+      </w:tr>
+    </w:tbl>
+    <w:p>
+      <w:pPr>
+        <w:spacing w:after="40"/>
+      </w:pPr>
+    </w:p>
+    <w:p>
+      <w:pPr>
+        <w:pStyle w:val="Heading2"/>
+        <w:spacing w:before="280" w:after="120"/>
+      </w:pPr>
+      <w:r>
+        <w:t>무엇이 달라졌나</w:t>
+      </w:r>
+    </w:p>
+    <w:tbl>
+      <w:tblPr>
+        <w:tblStyle w:val="TableGrid"/>
+        <w:tblW w:type="auto" w:w="0"/>
+        <w:jc w:val="center"/>
+        <w:tblLook w:firstColumn="1" w:firstRow="1" w:lastColumn="0" w:lastRow="0" w:noHBand="0" w:noVBand="1" w:val="04A0"/>
+      </w:tblPr>
+      <w:tblGrid>
+        <w:gridCol w:w="3173"/>
+        <w:gridCol w:w="3173"/>
+        <w:gridCol w:w="3173"/>
+      </w:tblGrid>
+      <w:tr>
+        <w:tc>
+          <w:tcPr>
+            <w:tcW w:type="dxa" w:w="1928"/>
+          </w:tcPr>
+          <w:p>
+            <w:pPr>
+              <w:spacing w:after="40" w:line="288" w:lineRule="auto"/>
+            </w:pPr>
+            <w:r/>
+            <w:r>
+              <w:rPr>
+                <w:rFonts w:ascii="맑은 고딕" w:hAnsi="맑은 고딕" w:eastAsia="맑은 고딕"/>
+                <w:b/>
+                <w:sz w:val="19"/>
+              </w:rPr>
+            </w:r>
+          </w:p>
+        </w:tc>
+        <w:tc>
+          <w:tcPr>
+            <w:tcW w:type="dxa" w:w="3515"/>
+          </w:tcPr>
+          <w:p>
+            <w:pPr>
+              <w:spacing w:after="40" w:line="288" w:lineRule="auto"/>
+            </w:pPr>
+            <w:r/>
+            <w:r>
+              <w:rPr>
+                <w:rFonts w:ascii="맑은 고딕" w:hAnsi="맑은 고딕" w:eastAsia="맑은 고딕"/>
+                <w:b/>
+                <w:sz w:val="19"/>
+              </w:rPr>
+              <w:t>처음</w:t>
+            </w:r>
+          </w:p>
+        </w:tc>
+        <w:tc>
+          <w:tcPr>
+            <w:tcW w:type="dxa" w:w="3742"/>
+          </w:tcPr>
+          <w:p>
+            <w:pPr>
+              <w:spacing w:after="40" w:line="288" w:lineRule="auto"/>
+            </w:pPr>
+            <w:r/>
+            <w:r>
+              <w:rPr>
+                <w:rFonts w:ascii="맑은 고딕" w:hAnsi="맑은 고딕" w:eastAsia="맑은 고딕"/>
+                <w:b/>
+                <w:sz w:val="19"/>
+              </w:rPr>
+              <w:t>고친 뒤</w:t>
+            </w:r>
+          </w:p>
+        </w:tc>
+      </w:tr>
+      <w:tr>
+        <w:tc>
+          <w:tcPr>
+            <w:tcW w:type="dxa" w:w="1928"/>
+          </w:tcPr>
+          <w:p>
+            <w:pPr>
+              <w:spacing w:after="40" w:line="288" w:lineRule="auto"/>
+            </w:pPr>
+            <w:r/>
+            <w:r>
+              <w:rPr>
+                <w:rFonts w:ascii="맑은 고딕" w:hAnsi="맑은 고딕" w:eastAsia="맑은 고딕"/>
+                <w:sz w:val="19"/>
+              </w:rPr>
+              <w:t>앱을 열면</w:t>
+            </w:r>
+          </w:p>
+        </w:tc>
+        <w:tc>
+          <w:tcPr>
+            <w:tcW w:type="dxa" w:w="3515"/>
+          </w:tcPr>
+          <w:p>
+            <w:pPr>
+              <w:spacing w:after="40" w:line="288" w:lineRule="auto"/>
+            </w:pPr>
+            <w:r/>
+            <w:r>
+              <w:rPr>
+                <w:rFonts w:ascii="맑은 고딕" w:hAnsi="맑은 고딕" w:eastAsia="맑은 고딕"/>
+                <w:sz w:val="19"/>
+              </w:rPr>
+              <w:t>빈 화면</w:t>
+            </w:r>
+          </w:p>
+        </w:tc>
+        <w:tc>
+          <w:tcPr>
+            <w:tcW w:type="dxa" w:w="3742"/>
+          </w:tcPr>
+          <w:p>
+            <w:pPr>
+              <w:spacing w:after="40" w:line="288" w:lineRule="auto"/>
+            </w:pPr>
+            <w:r/>
+            <w:r>
+              <w:rPr>
+                <w:rFonts w:ascii="맑은 고딕" w:hAnsi="맑은 고딕" w:eastAsia="맑은 고딕"/>
+                <w:sz w:val="19"/>
+              </w:rPr>
+              <w:t>지금까지 등록한 내역</w:t>
+            </w:r>
+          </w:p>
+        </w:tc>
+      </w:tr>
+      <w:tr>
+        <w:tc>
+          <w:tcPr>
+            <w:tcW w:type="dxa" w:w="1928"/>
+          </w:tcPr>
+          <w:p>
+            <w:pPr>
+              <w:spacing w:after="40" w:line="288" w:lineRule="auto"/>
+            </w:pPr>
+            <w:r/>
+            <w:r>
+              <w:rPr>
+                <w:rFonts w:ascii="맑은 고딕" w:hAnsi="맑은 고딕" w:eastAsia="맑은 고딕"/>
+                <w:sz w:val="19"/>
+              </w:rPr>
+              <w:t>새 영수증을 올리면</w:t>
+            </w:r>
+          </w:p>
+        </w:tc>
+        <w:tc>
+          <w:tcPr>
+            <w:tcW w:type="dxa" w:w="3515"/>
+          </w:tcPr>
+          <w:p>
+            <w:pPr>
+              <w:spacing w:after="40" w:line="288" w:lineRule="auto"/>
+            </w:pPr>
+            <w:r/>
+            <w:r>
+              <w:rPr>
+                <w:rFonts w:ascii="맑은 고딕" w:hAnsi="맑은 고딕" w:eastAsia="맑은 고딕"/>
+                <w:sz w:val="19"/>
+              </w:rPr>
+              <w:t>화면이 새 결과로 바뀜</w:t>
+            </w:r>
+          </w:p>
+        </w:tc>
+        <w:tc>
+          <w:tcPr>
+            <w:tcW w:type="dxa" w:w="3742"/>
+          </w:tcPr>
+          <w:p>
+            <w:pPr>
+              <w:spacing w:after="40" w:line="288" w:lineRule="auto"/>
+            </w:pPr>
+            <w:r/>
+            <w:r>
+              <w:rPr>
+                <w:rFonts w:ascii="맑은 고딕" w:hAnsi="맑은 고딕" w:eastAsia="맑은 고딕"/>
+                <w:sz w:val="19"/>
+              </w:rPr>
+              <w:t>기존 목록 위에 쌓임</w:t>
+            </w:r>
+          </w:p>
+        </w:tc>
+      </w:tr>
+      <w:tr>
+        <w:tc>
+          <w:tcPr>
+            <w:tcW w:type="dxa" w:w="1928"/>
+          </w:tcPr>
+          <w:p>
+            <w:pPr>
+              <w:spacing w:after="40" w:line="288" w:lineRule="auto"/>
+            </w:pPr>
+            <w:r/>
+            <w:r>
+              <w:rPr>
+                <w:rFonts w:ascii="맑은 고딕" w:hAnsi="맑은 고딕" w:eastAsia="맑은 고딕"/>
+                <w:sz w:val="19"/>
+              </w:rPr>
+              <w:t>저장하면</w:t>
+            </w:r>
+          </w:p>
+        </w:tc>
+        <w:tc>
+          <w:tcPr>
+            <w:tcW w:type="dxa" w:w="3515"/>
+          </w:tcPr>
+          <w:p>
+            <w:pPr>
+              <w:spacing w:after="40" w:line="288" w:lineRule="auto"/>
+            </w:pPr>
+            <w:r/>
+            <w:r>
+              <w:rPr>
+                <w:rFonts w:ascii="맑은 고딕" w:hAnsi="맑은 고딕" w:eastAsia="맑은 고딕"/>
+                <w:sz w:val="19"/>
+              </w:rPr>
+              <w:t>매번 새로 쌓임</w:t>
+            </w:r>
+          </w:p>
+        </w:tc>
+        <w:tc>
+          <w:tcPr>
+            <w:tcW w:type="dxa" w:w="3742"/>
+          </w:tcPr>
+          <w:p>
+            <w:pPr>
+              <w:spacing w:after="40" w:line="288" w:lineRule="auto"/>
+            </w:pPr>
+            <w:r/>
+            <w:r>
+              <w:rPr>
+                <w:rFonts w:ascii="맑은 고딕" w:hAnsi="맑은 고딕" w:eastAsia="맑은 고딕"/>
+                <w:sz w:val="19"/>
+              </w:rPr>
+              <w:t>고친 행은 수정, 새 행만 추가</w:t>
+            </w:r>
+          </w:p>
+        </w:tc>
+      </w:tr>
+      <w:tr>
+        <w:tc>
+          <w:tcPr>
+            <w:tcW w:type="dxa" w:w="1928"/>
+          </w:tcPr>
+          <w:p>
+            <w:pPr>
+              <w:spacing w:after="40" w:line="288" w:lineRule="auto"/>
+            </w:pPr>
+            <w:r/>
+            <w:r>
+              <w:rPr>
+                <w:rFonts w:ascii="맑은 고딕" w:hAnsi="맑은 고딕" w:eastAsia="맑은 고딕"/>
+                <w:sz w:val="19"/>
+              </w:rPr>
+              <w:t>분류 입력</w:t>
+            </w:r>
+          </w:p>
+        </w:tc>
+        <w:tc>
+          <w:tcPr>
+            <w:tcW w:type="dxa" w:w="3515"/>
+          </w:tcPr>
+          <w:p>
+            <w:pPr>
+              <w:spacing w:after="40" w:line="288" w:lineRule="auto"/>
+            </w:pPr>
+            <w:r/>
+            <w:r>
+              <w:rPr>
+                <w:rFonts w:ascii="맑은 고딕" w:hAnsi="맑은 고딕" w:eastAsia="맑은 고딕"/>
+                <w:sz w:val="19"/>
+              </w:rPr>
+              <w:t>직접 타이핑</w:t>
+            </w:r>
+          </w:p>
+        </w:tc>
+        <w:tc>
+          <w:tcPr>
+            <w:tcW w:type="dxa" w:w="3742"/>
+          </w:tcPr>
+          <w:p>
+            <w:pPr>
+              <w:spacing w:after="40" w:line="288" w:lineRule="auto"/>
+            </w:pPr>
+            <w:r/>
+            <w:r>
+              <w:rPr>
+                <w:rFonts w:ascii="맑은 고딕" w:hAnsi="맑은 고딕" w:eastAsia="맑은 고딕"/>
+                <w:sz w:val="19"/>
+              </w:rPr>
+              <w:t>목록에서 선택</w:t>
+            </w:r>
+          </w:p>
+        </w:tc>
+      </w:tr>
+      <w:tr>
+        <w:tc>
+          <w:tcPr>
+            <w:tcW w:type="dxa" w:w="1928"/>
+          </w:tcPr>
+          <w:p>
+            <w:pPr>
+              <w:spacing w:after="40" w:line="288" w:lineRule="auto"/>
+            </w:pPr>
+            <w:r/>
+            <w:r>
+              <w:rPr>
+                <w:rFonts w:ascii="맑은 고딕" w:hAnsi="맑은 고딕" w:eastAsia="맑은 고딕"/>
+                <w:sz w:val="19"/>
+              </w:rPr>
+              <w:t>잘못된 행</w:t>
+            </w:r>
+          </w:p>
+        </w:tc>
+        <w:tc>
+          <w:tcPr>
+            <w:tcW w:type="dxa" w:w="3515"/>
+          </w:tcPr>
+          <w:p>
+            <w:pPr>
+              <w:spacing w:after="40" w:line="288" w:lineRule="auto"/>
+            </w:pPr>
+            <w:r/>
+            <w:r>
+              <w:rPr>
+                <w:rFonts w:ascii="맑은 고딕" w:hAnsi="맑은 고딕" w:eastAsia="맑은 고딕"/>
+                <w:sz w:val="19"/>
+              </w:rPr>
+              <w:t>지울 수 없음</w:t>
+            </w:r>
+          </w:p>
+        </w:tc>
+        <w:tc>
+          <w:tcPr>
+            <w:tcW w:type="dxa" w:w="3742"/>
+          </w:tcPr>
+          <w:p>
+            <w:pPr>
+              <w:spacing w:after="40" w:line="288" w:lineRule="auto"/>
+            </w:pPr>
+            <w:r/>
+            <w:r>
+              <w:rPr>
+                <w:rFonts w:ascii="맑은 고딕" w:hAnsi="맑은 고딕" w:eastAsia="맑은 고딕"/>
+                <w:sz w:val="19"/>
+              </w:rPr>
+              <w:t>행 단위로 삭제</w:t>
+            </w:r>
+          </w:p>
+        </w:tc>
+      </w:tr>
+    </w:tbl>
+    <w:p>
+      <w:pPr>
+        <w:spacing w:after="40"/>
+      </w:pPr>
+    </w:p>
+    <w:p>
+      <w:pPr>
+        <w:jc w:val="center"/>
+      </w:pPr>
+      <w:r>
+        <w:drawing>
+          <wp:inline xmlns:a="http://schemas.openxmlformats.org/drawingml/2006/main" xmlns:pic="http://schemas.openxmlformats.org/drawingml/2006/picture">
+            <wp:extent cx="5832000" cy="3576476"/>
+            <wp:docPr id="16" name="Picture 16"/>
+            <wp:cNvGraphicFramePr>
+              <a:graphicFrameLocks noChangeAspect="1"/>
+            </wp:cNvGraphicFramePr>
+            <a:graphic>
+              <a:graphicData uri="http://schemas.openxmlformats.org/drawingml/2006/picture">
+                <pic:pic>
+                  <pic:nvPicPr>
+                    <pic:cNvPr id="0" name="18-개선-누적목록과-분류선택.png"/>
+                    <pic:cNvPicPr/>
+                  </pic:nvPicPr>
+                  <pic:blipFill>
+                    <a:blip r:embed="rId24"/>
+                    <a:stretch>
+                      <a:fillRect/>
+                    </a:stretch>
+                  </pic:blipFill>
+                  <pic:spPr>
+                    <a:xfrm>
+                      <a:off x="0" y="0"/>
+                      <a:ext cx="5832000" cy="3576476"/>
+                    </a:xfrm>
+                    <a:prstGeom prst="rect"/>
+                  </pic:spPr>
+                </pic:pic>
+              </a:graphicData>
+            </a:graphic>
+          </wp:inline>
+        </w:drawing>
+      </w:r>
+    </w:p>
+    <w:p>
+      <w:pPr>
+        <w:spacing w:after="280"/>
+        <w:jc w:val="center"/>
+      </w:pPr>
+      <w:r>
+        <w:rPr>
+          <w:rFonts w:ascii="맑은 고딕" w:hAnsi="맑은 고딕" w:eastAsia="맑은 고딕"/>
+          <w:b w:val="0"/>
+          <w:color w:val="666666"/>
+          <w:sz w:val="18"/>
+        </w:rPr>
+        <w:t>앱을 열면 등록해 둔 15건이 그대로 보인다. 분류는 목록에서 고른다.</w:t>
+      </w:r>
+    </w:p>
+    <w:p>
+      <w:pPr>
+        <w:jc w:val="center"/>
+      </w:pPr>
+      <w:r>
+        <w:drawing>
+          <wp:inline xmlns:a="http://schemas.openxmlformats.org/drawingml/2006/main" xmlns:pic="http://schemas.openxmlformats.org/drawingml/2006/picture">
+            <wp:extent cx="5832000" cy="2510224"/>
+            <wp:docPr id="17" name="Picture 17"/>
+            <wp:cNvGraphicFramePr>
+              <a:graphicFrameLocks noChangeAspect="1"/>
+            </wp:cNvGraphicFramePr>
+            <a:graphic>
+              <a:graphicData uri="http://schemas.openxmlformats.org/drawingml/2006/picture">
+                <pic:pic>
+                  <pic:nvPicPr>
+                    <pic:cNvPr id="0" name="19-개선-저장상태-표시.png"/>
+                    <pic:cNvPicPr/>
+                  </pic:nvPicPr>
+                  <pic:blipFill>
+                    <a:blip r:embed="rId25"/>
+                    <a:stretch>
+                      <a:fillRect/>
+                    </a:stretch>
+                  </pic:blipFill>
+                  <pic:spPr>
+                    <a:xfrm>
+                      <a:off x="0" y="0"/>
+                      <a:ext cx="5832000" cy="2510224"/>
+                    </a:xfrm>
+                    <a:prstGeom prst="rect"/>
+                  </pic:spPr>
+                </pic:pic>
+              </a:graphicData>
+            </a:graphic>
+          </wp:inline>
+        </w:drawing>
+      </w:r>
+    </w:p>
+    <w:p>
+      <w:pPr>
+        <w:spacing w:after="280"/>
+        <w:jc w:val="center"/>
+      </w:pPr>
+      <w:r>
+        <w:rPr>
+          <w:rFonts w:ascii="맑은 고딕" w:hAnsi="맑은 고딕" w:eastAsia="맑은 고딕"/>
+          <w:b w:val="0"/>
+          <w:color w:val="666666"/>
+          <w:sz w:val="18"/>
+        </w:rPr>
+        <w:t>고친 곳이 있으면 오른쪽 위에 저장하지 않은 변경이 있다고 알린다. 저장하면 다음에 열었을 때 그대로 남아 있다.</w:t>
+      </w:r>
+    </w:p>
+    <w:p>
+      <w:pPr>
+        <w:pStyle w:val="Heading2"/>
+        <w:spacing w:before="280" w:after="120"/>
+      </w:pPr>
+      <w:r>
+        <w:t>왜 성능이 아니라 기능을 고쳤나</w:t>
+      </w:r>
+    </w:p>
+    <w:p>
+      <w:r>
+        <w:rPr>
+          <w:rFonts w:ascii="맑은 고딕" w:hAnsi="맑은 고딕" w:eastAsia="맑은 고딕"/>
+          <w:b w:val="0"/>
+          <w:sz w:val="21"/>
+        </w:rPr>
+        <w:t>물품명 인식률을 11건에서 12건으로 올리는 방법도 있었습니다. 그러나 측정이 가리킨 문제는 인식률이 아니었습니다.</w:t>
+      </w:r>
+    </w:p>
+    <w:p>
+      <w:r>
+        <w:rPr>
+          <w:rFonts w:ascii="맑은 고딕" w:hAnsi="맑은 고딕" w:eastAsia="맑은 고딕"/>
+          <w:b/>
+          <w:sz w:val="21"/>
+        </w:rPr>
+        <w:t>도구는 이미 금액과 일자를 15장 모두 맞혔고 처리 시간도 9배 빨랐습니다. 정작 막혀 있던 것은 '영수증이 생길 때마다 조금씩 쌓아두는' 실제 사용 흐름이었습니다. 고객이 실제로 일하는 방식에 도구를 맞추는 편이, 이미 충분한 정확도를 조금 더 올리는 것보다 값이 컸습니다.</w:t>
+      </w:r>
+    </w:p>
+    <w:p>
+      <w:r>
+        <w:br w:type="page"/>
+      </w:r>
+    </w:p>
+    <w:p>
+      <w:pPr>
+        <w:pStyle w:val="Heading1"/>
+        <w:spacing w:before="400" w:after="160"/>
+      </w:pPr>
+      <w:r>
+        <w:t>6. 한계와 다음 단계</w:t>
       </w:r>
     </w:p>
     <w:p>
@@ -3946,7 +4690,7 @@
         <w:spacing w:after="60"/>
       </w:pPr>
       <w:r>
-        <w:t>로그인이 없어 누구나 데이터를 볼 수 있습니다. 실제 연구실에서 쓰려면 로그인을 붙여야 합니다.</w:t>
+        <w:t>로그인이 없어 누구나 데이터를 볼 수 있습니다. 여러 사람이 함께 쓰려면 로그인이 필요합니다.</w:t>
       </w:r>
     </w:p>
     <w:p>
@@ -4001,7 +4745,7 @@
         <w:spacing w:after="60"/>
       </w:pPr>
       <w:r>
-        <w:t>분류 기준 확립 — 사람과 도구의 판단이 갈린 항목이 있었습니다. 연구실 정산 기준을 확인해 규칙으로 만들면 검토할 것이 줄어듭니다.</w:t>
+        <w:t>분류 기준의 내용 자체 — 선택지는 고정했지만 무엇을 장비로 보고 무엇을 소모품으로 볼지는 아직 연구실 기준을 확인하지 못했습니다.</w:t>
       </w:r>
     </w:p>
     <w:p>
@@ -4010,7 +4754,16 @@
         <w:spacing w:after="60"/>
       </w:pPr>
       <w:r>
-        <w:t>확인이 필요한 칸 표시 — 글자를 잘못 읽었을 가능성이 높은 칸을 화면에서 눈에 띄게 하면, 전체를 훑는 대신 그 칸만 보면 됩니다. 검토 50초를 줄이는 가장 직접적인 방법입니다.</w:t>
+        <w:t>기간별 조회 — 내역이 쌓이면 이번 달 것만 뽑아 정산하는 기능이 필요해집니다.</w:t>
+      </w:r>
+    </w:p>
+    <w:p>
+      <w:pPr>
+        <w:pStyle w:val="ListBullet"/>
+        <w:spacing w:after="60"/>
+      </w:pPr>
+      <w:r>
+        <w:t>확인이 필요한 칸 표시 — 글자를 잘못 읽었을 가능성이 높은 칸을 짚어주면 검토 시간을 더 줄일 수 있습니다.</w:t>
       </w:r>
     </w:p>
     <w:p>
@@ -4020,15 +4773,6 @@
       </w:pPr>
       <w:r>
         <w:t>물품명 인식 개선 — 오독이 남는 유일한 항목입니다.</w:t>
-      </w:r>
-    </w:p>
-    <w:p>
-      <w:pPr>
-        <w:pStyle w:val="ListBullet"/>
-        <w:spacing w:after="60"/>
-      </w:pPr>
-      <w:r>
-        <w:t>연구실 실제 정산 양식에 맞춰 엑셀 항목을 조정합니다.</w:t>
       </w:r>
     </w:p>
     <w:p>

--- a/result/발표자료.docx
+++ b/result/발표자료.docx
@@ -4795,7 +4795,1079 @@
         <w:spacing w:before="400" w:after="160"/>
       </w:pPr>
       <w:r>
-        <w:t>부록 — 발표 시 강조할 점</w:t>
+        <w:t>부록 A — 5분 발표 구성안</w:t>
+      </w:r>
+    </w:p>
+    <w:p>
+      <w:r>
+        <w:rPr>
+          <w:rFonts w:ascii="맑은 고딕" w:hAnsi="맑은 고딕" w:eastAsia="맑은 고딕"/>
+          <w:b w:val="0"/>
+          <w:color w:val="666666"/>
+          <w:sz w:val="19"/>
+        </w:rPr>
+        <w:t>발표 시간이 5분이므로 시연 영상 없이 슬라이드로만 진행합니다. 아래는 슬라이드 9장 기준 구성이며, 합계 5분에 맞췄습니다. 쓸 이미지는 result/shot 폴더에 있습니다.</w:t>
+      </w:r>
+    </w:p>
+    <w:tbl>
+      <w:tblPr>
+        <w:tblStyle w:val="TableGrid"/>
+        <w:tblW w:type="auto" w:w="0"/>
+        <w:jc w:val="center"/>
+        <w:tblLook w:firstColumn="1" w:firstRow="1" w:lastColumn="0" w:lastRow="0" w:noHBand="0" w:noVBand="1" w:val="04A0"/>
+      </w:tblPr>
+      <w:tblGrid>
+        <w:gridCol w:w="1904"/>
+        <w:gridCol w:w="1904"/>
+        <w:gridCol w:w="1904"/>
+        <w:gridCol w:w="1904"/>
+        <w:gridCol w:w="1904"/>
+      </w:tblGrid>
+      <w:tr>
+        <w:tc>
+          <w:tcPr>
+            <w:tcW w:type="dxa" w:w="454"/>
+          </w:tcPr>
+          <w:p>
+            <w:pPr>
+              <w:spacing w:after="40" w:line="288" w:lineRule="auto"/>
+            </w:pPr>
+            <w:r/>
+            <w:r>
+              <w:rPr>
+                <w:rFonts w:ascii="맑은 고딕" w:hAnsi="맑은 고딕" w:eastAsia="맑은 고딕"/>
+                <w:b/>
+                <w:sz w:val="19"/>
+              </w:rPr>
+              <w:t>#</w:t>
+            </w:r>
+          </w:p>
+        </w:tc>
+        <w:tc>
+          <w:tcPr>
+            <w:tcW w:type="dxa" w:w="1474"/>
+          </w:tcPr>
+          <w:p>
+            <w:pPr>
+              <w:spacing w:after="40" w:line="288" w:lineRule="auto"/>
+            </w:pPr>
+            <w:r/>
+            <w:r>
+              <w:rPr>
+                <w:rFonts w:ascii="맑은 고딕" w:hAnsi="맑은 고딕" w:eastAsia="맑은 고딕"/>
+                <w:b/>
+                <w:sz w:val="19"/>
+              </w:rPr>
+              <w:t>슬라이드</w:t>
+            </w:r>
+          </w:p>
+        </w:tc>
+        <w:tc>
+          <w:tcPr>
+            <w:tcW w:type="dxa" w:w="3628"/>
+          </w:tcPr>
+          <w:p>
+            <w:pPr>
+              <w:spacing w:after="40" w:line="288" w:lineRule="auto"/>
+            </w:pPr>
+            <w:r/>
+            <w:r>
+              <w:rPr>
+                <w:rFonts w:ascii="맑은 고딕" w:hAnsi="맑은 고딕" w:eastAsia="맑은 고딕"/>
+                <w:b/>
+                <w:sz w:val="19"/>
+              </w:rPr>
+              <w:t>말할 것</w:t>
+            </w:r>
+          </w:p>
+        </w:tc>
+        <w:tc>
+          <w:tcPr>
+            <w:tcW w:type="dxa" w:w="1928"/>
+          </w:tcPr>
+          <w:p>
+            <w:pPr>
+              <w:spacing w:after="40" w:line="288" w:lineRule="auto"/>
+            </w:pPr>
+            <w:r/>
+            <w:r>
+              <w:rPr>
+                <w:rFonts w:ascii="맑은 고딕" w:hAnsi="맑은 고딕" w:eastAsia="맑은 고딕"/>
+                <w:b/>
+                <w:sz w:val="19"/>
+              </w:rPr>
+              <w:t>쓸 이미지</w:t>
+            </w:r>
+          </w:p>
+        </w:tc>
+        <w:tc>
+          <w:tcPr>
+            <w:tcW w:type="dxa" w:w="794"/>
+          </w:tcPr>
+          <w:p>
+            <w:pPr>
+              <w:spacing w:after="40" w:line="288" w:lineRule="auto"/>
+            </w:pPr>
+            <w:r/>
+            <w:r>
+              <w:rPr>
+                <w:rFonts w:ascii="맑은 고딕" w:hAnsi="맑은 고딕" w:eastAsia="맑은 고딕"/>
+                <w:b/>
+                <w:sz w:val="19"/>
+              </w:rPr>
+              <w:t>시간</w:t>
+            </w:r>
+          </w:p>
+        </w:tc>
+      </w:tr>
+      <w:tr>
+        <w:tc>
+          <w:tcPr>
+            <w:tcW w:type="dxa" w:w="454"/>
+          </w:tcPr>
+          <w:p>
+            <w:pPr>
+              <w:spacing w:after="40" w:line="288" w:lineRule="auto"/>
+            </w:pPr>
+            <w:r/>
+            <w:r>
+              <w:rPr>
+                <w:rFonts w:ascii="맑은 고딕" w:hAnsi="맑은 고딕" w:eastAsia="맑은 고딕"/>
+                <w:sz w:val="19"/>
+              </w:rPr>
+              <w:t>1</w:t>
+            </w:r>
+          </w:p>
+        </w:tc>
+        <w:tc>
+          <w:tcPr>
+            <w:tcW w:type="dxa" w:w="1474"/>
+          </w:tcPr>
+          <w:p>
+            <w:pPr>
+              <w:spacing w:after="40" w:line="288" w:lineRule="auto"/>
+            </w:pPr>
+            <w:r/>
+            <w:r>
+              <w:rPr>
+                <w:rFonts w:ascii="맑은 고딕" w:hAnsi="맑은 고딕" w:eastAsia="맑은 고딕"/>
+                <w:sz w:val="19"/>
+              </w:rPr>
+              <w:t>표지</w:t>
+            </w:r>
+          </w:p>
+        </w:tc>
+        <w:tc>
+          <w:tcPr>
+            <w:tcW w:type="dxa" w:w="3628"/>
+          </w:tcPr>
+          <w:p>
+            <w:pPr>
+              <w:spacing w:after="40" w:line="288" w:lineRule="auto"/>
+            </w:pPr>
+            <w:r/>
+            <w:r>
+              <w:rPr>
+                <w:rFonts w:ascii="맑은 고딕" w:hAnsi="맑은 고딕" w:eastAsia="맑은 고딕"/>
+                <w:sz w:val="19"/>
+              </w:rPr>
+              <w:t>제목과 한 줄 요약</w:t>
+            </w:r>
+          </w:p>
+        </w:tc>
+        <w:tc>
+          <w:tcPr>
+            <w:tcW w:type="dxa" w:w="1928"/>
+          </w:tcPr>
+          <w:p>
+            <w:pPr>
+              <w:spacing w:after="40" w:line="288" w:lineRule="auto"/>
+            </w:pPr>
+            <w:r/>
+            <w:r>
+              <w:rPr>
+                <w:rFonts w:ascii="맑은 고딕" w:hAnsi="맑은 고딕" w:eastAsia="맑은 고딕"/>
+                <w:sz w:val="19"/>
+              </w:rPr>
+              <w:t>—</w:t>
+            </w:r>
+          </w:p>
+        </w:tc>
+        <w:tc>
+          <w:tcPr>
+            <w:tcW w:type="dxa" w:w="794"/>
+          </w:tcPr>
+          <w:p>
+            <w:pPr>
+              <w:spacing w:after="40" w:line="288" w:lineRule="auto"/>
+            </w:pPr>
+            <w:r/>
+            <w:r>
+              <w:rPr>
+                <w:rFonts w:ascii="맑은 고딕" w:hAnsi="맑은 고딕" w:eastAsia="맑은 고딕"/>
+                <w:sz w:val="19"/>
+              </w:rPr>
+              <w:t>10초</w:t>
+            </w:r>
+          </w:p>
+        </w:tc>
+      </w:tr>
+      <w:tr>
+        <w:tc>
+          <w:tcPr>
+            <w:tcW w:type="dxa" w:w="454"/>
+          </w:tcPr>
+          <w:p>
+            <w:pPr>
+              <w:spacing w:after="40" w:line="288" w:lineRule="auto"/>
+            </w:pPr>
+            <w:r/>
+            <w:r>
+              <w:rPr>
+                <w:rFonts w:ascii="맑은 고딕" w:hAnsi="맑은 고딕" w:eastAsia="맑은 고딕"/>
+                <w:sz w:val="19"/>
+              </w:rPr>
+              <w:t>2</w:t>
+            </w:r>
+          </w:p>
+        </w:tc>
+        <w:tc>
+          <w:tcPr>
+            <w:tcW w:type="dxa" w:w="1474"/>
+          </w:tcPr>
+          <w:p>
+            <w:pPr>
+              <w:spacing w:after="40" w:line="288" w:lineRule="auto"/>
+            </w:pPr>
+            <w:r/>
+            <w:r>
+              <w:rPr>
+                <w:rFonts w:ascii="맑은 고딕" w:hAnsi="맑은 고딕" w:eastAsia="맑은 고딕"/>
+                <w:sz w:val="19"/>
+              </w:rPr>
+              <w:t>문제</w:t>
+            </w:r>
+          </w:p>
+        </w:tc>
+        <w:tc>
+          <w:tcPr>
+            <w:tcW w:type="dxa" w:w="3628"/>
+          </w:tcPr>
+          <w:p>
+            <w:pPr>
+              <w:spacing w:after="40" w:line="288" w:lineRule="auto"/>
+            </w:pPr>
+            <w:r/>
+            <w:r>
+              <w:rPr>
+                <w:rFonts w:ascii="맑은 고딕" w:hAnsi="맑은 고딕" w:eastAsia="맑은 고딕"/>
+                <w:sz w:val="19"/>
+              </w:rPr>
+              <w:t>연구비 정산 때 영수증을 하나씩 열어 엑셀에 옮겨 적는다. 수십 장이면 수십 번 반복한다.</w:t>
+            </w:r>
+          </w:p>
+        </w:tc>
+        <w:tc>
+          <w:tcPr>
+            <w:tcW w:type="dxa" w:w="1928"/>
+          </w:tcPr>
+          <w:p>
+            <w:pPr>
+              <w:spacing w:after="40" w:line="288" w:lineRule="auto"/>
+            </w:pPr>
+            <w:r/>
+            <w:r>
+              <w:rPr>
+                <w:rFonts w:ascii="맑은 고딕" w:hAnsi="맑은 고딕" w:eastAsia="맑은 고딕"/>
+                <w:sz w:val="19"/>
+              </w:rPr>
+              <w:t>14번 (수기 입력 기록)</w:t>
+            </w:r>
+          </w:p>
+        </w:tc>
+        <w:tc>
+          <w:tcPr>
+            <w:tcW w:type="dxa" w:w="794"/>
+          </w:tcPr>
+          <w:p>
+            <w:pPr>
+              <w:spacing w:after="40" w:line="288" w:lineRule="auto"/>
+            </w:pPr>
+            <w:r/>
+            <w:r>
+              <w:rPr>
+                <w:rFonts w:ascii="맑은 고딕" w:hAnsi="맑은 고딕" w:eastAsia="맑은 고딕"/>
+                <w:sz w:val="19"/>
+              </w:rPr>
+              <w:t>35초</w:t>
+            </w:r>
+          </w:p>
+        </w:tc>
+      </w:tr>
+      <w:tr>
+        <w:tc>
+          <w:tcPr>
+            <w:tcW w:type="dxa" w:w="454"/>
+          </w:tcPr>
+          <w:p>
+            <w:pPr>
+              <w:spacing w:after="40" w:line="288" w:lineRule="auto"/>
+            </w:pPr>
+            <w:r/>
+            <w:r>
+              <w:rPr>
+                <w:rFonts w:ascii="맑은 고딕" w:hAnsi="맑은 고딕" w:eastAsia="맑은 고딕"/>
+                <w:sz w:val="19"/>
+              </w:rPr>
+              <w:t>3</w:t>
+            </w:r>
+          </w:p>
+        </w:tc>
+        <w:tc>
+          <w:tcPr>
+            <w:tcW w:type="dxa" w:w="1474"/>
+          </w:tcPr>
+          <w:p>
+            <w:pPr>
+              <w:spacing w:after="40" w:line="288" w:lineRule="auto"/>
+            </w:pPr>
+            <w:r/>
+            <w:r>
+              <w:rPr>
+                <w:rFonts w:ascii="맑은 고딕" w:hAnsi="맑은 고딕" w:eastAsia="맑은 고딕"/>
+                <w:sz w:val="19"/>
+              </w:rPr>
+              <w:t>진짜 문제</w:t>
+            </w:r>
+          </w:p>
+        </w:tc>
+        <w:tc>
+          <w:tcPr>
+            <w:tcW w:type="dxa" w:w="3628"/>
+          </w:tcPr>
+          <w:p>
+            <w:pPr>
+              <w:spacing w:after="40" w:line="288" w:lineRule="auto"/>
+            </w:pPr>
+            <w:r/>
+            <w:r>
+              <w:rPr>
+                <w:rFonts w:ascii="맑은 고딕" w:hAnsi="맑은 고딕" w:eastAsia="맑은 고딕"/>
+                <w:sz w:val="19"/>
+              </w:rPr>
+              <w:t>들여다보니 더 중요한 문제가 있었다. 배송비가 다른 줄에 있어 표 중간 숫자를 그대로 쓰면 금액이 틀린다. 서식도 두 종류다.</w:t>
+            </w:r>
+          </w:p>
+        </w:tc>
+        <w:tc>
+          <w:tcPr>
+            <w:tcW w:type="dxa" w:w="1928"/>
+          </w:tcPr>
+          <w:p>
+            <w:pPr>
+              <w:spacing w:after="40" w:line="288" w:lineRule="auto"/>
+            </w:pPr>
+            <w:r/>
+            <w:r>
+              <w:rPr>
+                <w:rFonts w:ascii="맑은 고딕" w:hAnsi="맑은 고딕" w:eastAsia="맑은 고딕"/>
+                <w:sz w:val="19"/>
+              </w:rPr>
+              <w:t>영수증 원본 (배송비 있는 것)</w:t>
+            </w:r>
+          </w:p>
+        </w:tc>
+        <w:tc>
+          <w:tcPr>
+            <w:tcW w:type="dxa" w:w="794"/>
+          </w:tcPr>
+          <w:p>
+            <w:pPr>
+              <w:spacing w:after="40" w:line="288" w:lineRule="auto"/>
+            </w:pPr>
+            <w:r/>
+            <w:r>
+              <w:rPr>
+                <w:rFonts w:ascii="맑은 고딕" w:hAnsi="맑은 고딕" w:eastAsia="맑은 고딕"/>
+                <w:sz w:val="19"/>
+              </w:rPr>
+              <w:t>40초</w:t>
+            </w:r>
+          </w:p>
+        </w:tc>
+      </w:tr>
+      <w:tr>
+        <w:tc>
+          <w:tcPr>
+            <w:tcW w:type="dxa" w:w="454"/>
+          </w:tcPr>
+          <w:p>
+            <w:pPr>
+              <w:spacing w:after="40" w:line="288" w:lineRule="auto"/>
+            </w:pPr>
+            <w:r/>
+            <w:r>
+              <w:rPr>
+                <w:rFonts w:ascii="맑은 고딕" w:hAnsi="맑은 고딕" w:eastAsia="맑은 고딕"/>
+                <w:sz w:val="19"/>
+              </w:rPr>
+              <w:t>4</w:t>
+            </w:r>
+          </w:p>
+        </w:tc>
+        <w:tc>
+          <w:tcPr>
+            <w:tcW w:type="dxa" w:w="1474"/>
+          </w:tcPr>
+          <w:p>
+            <w:pPr>
+              <w:spacing w:after="40" w:line="288" w:lineRule="auto"/>
+            </w:pPr>
+            <w:r/>
+            <w:r>
+              <w:rPr>
+                <w:rFonts w:ascii="맑은 고딕" w:hAnsi="맑은 고딕" w:eastAsia="맑은 고딕"/>
+                <w:sz w:val="19"/>
+              </w:rPr>
+              <w:t>As-is → To-be</w:t>
+            </w:r>
+          </w:p>
+        </w:tc>
+        <w:tc>
+          <w:tcPr>
+            <w:tcW w:type="dxa" w:w="3628"/>
+          </w:tcPr>
+          <w:p>
+            <w:pPr>
+              <w:spacing w:after="40" w:line="288" w:lineRule="auto"/>
+            </w:pPr>
+            <w:r/>
+            <w:r>
+              <w:rPr>
+                <w:rFonts w:ascii="맑은 고딕" w:hAnsi="맑은 고딕" w:eastAsia="맑은 고딕"/>
+                <w:sz w:val="19"/>
+              </w:rPr>
+              <w:t>지금은 어떻고 어떻게 바뀌는가</w:t>
+            </w:r>
+          </w:p>
+        </w:tc>
+        <w:tc>
+          <w:tcPr>
+            <w:tcW w:type="dxa" w:w="1928"/>
+          </w:tcPr>
+          <w:p>
+            <w:pPr>
+              <w:spacing w:after="40" w:line="288" w:lineRule="auto"/>
+            </w:pPr>
+            <w:r/>
+            <w:r>
+              <w:rPr>
+                <w:rFonts w:ascii="맑은 고딕" w:hAnsi="맑은 고딕" w:eastAsia="맑은 고딕"/>
+                <w:sz w:val="19"/>
+              </w:rPr>
+              <w:t>본문 표</w:t>
+            </w:r>
+          </w:p>
+        </w:tc>
+        <w:tc>
+          <w:tcPr>
+            <w:tcW w:type="dxa" w:w="794"/>
+          </w:tcPr>
+          <w:p>
+            <w:pPr>
+              <w:spacing w:after="40" w:line="288" w:lineRule="auto"/>
+            </w:pPr>
+            <w:r/>
+            <w:r>
+              <w:rPr>
+                <w:rFonts w:ascii="맑은 고딕" w:hAnsi="맑은 고딕" w:eastAsia="맑은 고딕"/>
+                <w:sz w:val="19"/>
+              </w:rPr>
+              <w:t>30초</w:t>
+            </w:r>
+          </w:p>
+        </w:tc>
+      </w:tr>
+      <w:tr>
+        <w:tc>
+          <w:tcPr>
+            <w:tcW w:type="dxa" w:w="454"/>
+          </w:tcPr>
+          <w:p>
+            <w:pPr>
+              <w:spacing w:after="40" w:line="288" w:lineRule="auto"/>
+            </w:pPr>
+            <w:r/>
+            <w:r>
+              <w:rPr>
+                <w:rFonts w:ascii="맑은 고딕" w:hAnsi="맑은 고딕" w:eastAsia="맑은 고딕"/>
+                <w:sz w:val="19"/>
+              </w:rPr>
+              <w:t>5</w:t>
+            </w:r>
+          </w:p>
+        </w:tc>
+        <w:tc>
+          <w:tcPr>
+            <w:tcW w:type="dxa" w:w="1474"/>
+          </w:tcPr>
+          <w:p>
+            <w:pPr>
+              <w:spacing w:after="40" w:line="288" w:lineRule="auto"/>
+            </w:pPr>
+            <w:r/>
+            <w:r>
+              <w:rPr>
+                <w:rFonts w:ascii="맑은 고딕" w:hAnsi="맑은 고딕" w:eastAsia="맑은 고딕"/>
+                <w:sz w:val="19"/>
+              </w:rPr>
+              <w:t>솔루션</w:t>
+            </w:r>
+          </w:p>
+        </w:tc>
+        <w:tc>
+          <w:tcPr>
+            <w:tcW w:type="dxa" w:w="3628"/>
+          </w:tcPr>
+          <w:p>
+            <w:pPr>
+              <w:spacing w:after="40" w:line="288" w:lineRule="auto"/>
+            </w:pPr>
+            <w:r/>
+            <w:r>
+              <w:rPr>
+                <w:rFonts w:ascii="맑은 고딕" w:hAnsi="맑은 고딕" w:eastAsia="맑은 고딕"/>
+                <w:sz w:val="19"/>
+              </w:rPr>
+              <w:t>여러 장을 한 번에 올리면 표가 채워지고, 사람은 틀린 칸만 고친다. 결제 정보라 외부 AI에 보내지 않고 연구실 PC에서 처리한다.</w:t>
+            </w:r>
+          </w:p>
+        </w:tc>
+        <w:tc>
+          <w:tcPr>
+            <w:tcW w:type="dxa" w:w="1928"/>
+          </w:tcPr>
+          <w:p>
+            <w:pPr>
+              <w:spacing w:after="40" w:line="288" w:lineRule="auto"/>
+            </w:pPr>
+            <w:r/>
+            <w:r>
+              <w:rPr>
+                <w:rFonts w:ascii="맑은 고딕" w:hAnsi="맑은 고딕" w:eastAsia="맑은 고딕"/>
+                <w:sz w:val="19"/>
+              </w:rPr>
+              <w:t>02번 (파싱 완료 화면)</w:t>
+            </w:r>
+          </w:p>
+        </w:tc>
+        <w:tc>
+          <w:tcPr>
+            <w:tcW w:type="dxa" w:w="794"/>
+          </w:tcPr>
+          <w:p>
+            <w:pPr>
+              <w:spacing w:after="40" w:line="288" w:lineRule="auto"/>
+            </w:pPr>
+            <w:r/>
+            <w:r>
+              <w:rPr>
+                <w:rFonts w:ascii="맑은 고딕" w:hAnsi="맑은 고딕" w:eastAsia="맑은 고딕"/>
+                <w:sz w:val="19"/>
+              </w:rPr>
+              <w:t>45초</w:t>
+            </w:r>
+          </w:p>
+        </w:tc>
+      </w:tr>
+      <w:tr>
+        <w:tc>
+          <w:tcPr>
+            <w:tcW w:type="dxa" w:w="454"/>
+          </w:tcPr>
+          <w:p>
+            <w:pPr>
+              <w:spacing w:after="40" w:line="288" w:lineRule="auto"/>
+            </w:pPr>
+            <w:r/>
+            <w:r>
+              <w:rPr>
+                <w:rFonts w:ascii="맑은 고딕" w:hAnsi="맑은 고딕" w:eastAsia="맑은 고딕"/>
+                <w:sz w:val="19"/>
+              </w:rPr>
+              <w:t>6</w:t>
+            </w:r>
+          </w:p>
+        </w:tc>
+        <w:tc>
+          <w:tcPr>
+            <w:tcW w:type="dxa" w:w="1474"/>
+          </w:tcPr>
+          <w:p>
+            <w:pPr>
+              <w:spacing w:after="40" w:line="288" w:lineRule="auto"/>
+            </w:pPr>
+            <w:r/>
+            <w:r>
+              <w:rPr>
+                <w:rFonts w:ascii="맑은 고딕" w:hAnsi="맑은 고딕" w:eastAsia="맑은 고딕"/>
+                <w:sz w:val="19"/>
+              </w:rPr>
+              <w:t>얼마나 빨라졌나</w:t>
+            </w:r>
+          </w:p>
+        </w:tc>
+        <w:tc>
+          <w:tcPr>
+            <w:tcW w:type="dxa" w:w="3628"/>
+          </w:tcPr>
+          <w:p>
+            <w:pPr>
+              <w:spacing w:after="40" w:line="288" w:lineRule="auto"/>
+            </w:pPr>
+            <w:r/>
+            <w:r>
+              <w:rPr>
+                <w:rFonts w:ascii="맑은 고딕" w:hAnsi="맑은 고딕" w:eastAsia="맑은 고딕"/>
+                <w:sz w:val="19"/>
+              </w:rPr>
+              <w:t>같은 영수증 15장으로 재봤다. 12분 50초에서 1분 25초. 9배.</w:t>
+            </w:r>
+          </w:p>
+        </w:tc>
+        <w:tc>
+          <w:tcPr>
+            <w:tcW w:type="dxa" w:w="1928"/>
+          </w:tcPr>
+          <w:p>
+            <w:pPr>
+              <w:spacing w:after="40" w:line="288" w:lineRule="auto"/>
+            </w:pPr>
+            <w:r/>
+            <w:r>
+              <w:rPr>
+                <w:rFonts w:ascii="맑은 고딕" w:hAnsi="맑은 고딕" w:eastAsia="맑은 고딕"/>
+                <w:sz w:val="19"/>
+              </w:rPr>
+              <w:t>15번 차트</w:t>
+            </w:r>
+          </w:p>
+        </w:tc>
+        <w:tc>
+          <w:tcPr>
+            <w:tcW w:type="dxa" w:w="794"/>
+          </w:tcPr>
+          <w:p>
+            <w:pPr>
+              <w:spacing w:after="40" w:line="288" w:lineRule="auto"/>
+            </w:pPr>
+            <w:r/>
+            <w:r>
+              <w:rPr>
+                <w:rFonts w:ascii="맑은 고딕" w:hAnsi="맑은 고딕" w:eastAsia="맑은 고딕"/>
+                <w:sz w:val="19"/>
+              </w:rPr>
+              <w:t>50초</w:t>
+            </w:r>
+          </w:p>
+        </w:tc>
+      </w:tr>
+      <w:tr>
+        <w:tc>
+          <w:tcPr>
+            <w:tcW w:type="dxa" w:w="454"/>
+          </w:tcPr>
+          <w:p>
+            <w:pPr>
+              <w:spacing w:after="40" w:line="288" w:lineRule="auto"/>
+            </w:pPr>
+            <w:r/>
+            <w:r>
+              <w:rPr>
+                <w:rFonts w:ascii="맑은 고딕" w:hAnsi="맑은 고딕" w:eastAsia="맑은 고딕"/>
+                <w:sz w:val="19"/>
+              </w:rPr>
+              <w:t>7</w:t>
+            </w:r>
+          </w:p>
+        </w:tc>
+        <w:tc>
+          <w:tcPr>
+            <w:tcW w:type="dxa" w:w="1474"/>
+          </w:tcPr>
+          <w:p>
+            <w:pPr>
+              <w:spacing w:after="40" w:line="288" w:lineRule="auto"/>
+            </w:pPr>
+            <w:r/>
+            <w:r>
+              <w:rPr>
+                <w:rFonts w:ascii="맑은 고딕" w:hAnsi="맑은 고딕" w:eastAsia="맑은 고딕"/>
+                <w:sz w:val="19"/>
+              </w:rPr>
+              <w:t>얼마나 정확한가</w:t>
+            </w:r>
+          </w:p>
+        </w:tc>
+        <w:tc>
+          <w:tcPr>
+            <w:tcW w:type="dxa" w:w="3628"/>
+          </w:tcPr>
+          <w:p>
+            <w:pPr>
+              <w:spacing w:after="40" w:line="288" w:lineRule="auto"/>
+            </w:pPr>
+            <w:r/>
+            <w:r>
+              <w:rPr>
+                <w:rFonts w:ascii="맑은 고딕" w:hAnsi="맑은 고딕" w:eastAsia="맑은 고딕"/>
+                <w:sz w:val="19"/>
+              </w:rPr>
+              <w:t>금액은 양쪽 다 정확. 일자는 사람이 한 건 틀렸다. 물품명은 양쪽 다 비슷하게 틀린다. 그래서 검토 단계를 뒀다.</w:t>
+            </w:r>
+          </w:p>
+        </w:tc>
+        <w:tc>
+          <w:tcPr>
+            <w:tcW w:type="dxa" w:w="1928"/>
+          </w:tcPr>
+          <w:p>
+            <w:pPr>
+              <w:spacing w:after="40" w:line="288" w:lineRule="auto"/>
+            </w:pPr>
+            <w:r/>
+            <w:r>
+              <w:rPr>
+                <w:rFonts w:ascii="맑은 고딕" w:hAnsi="맑은 고딕" w:eastAsia="맑은 고딕"/>
+                <w:sz w:val="19"/>
+              </w:rPr>
+              <w:t>17번 차트</w:t>
+            </w:r>
+          </w:p>
+        </w:tc>
+        <w:tc>
+          <w:tcPr>
+            <w:tcW w:type="dxa" w:w="794"/>
+          </w:tcPr>
+          <w:p>
+            <w:pPr>
+              <w:spacing w:after="40" w:line="288" w:lineRule="auto"/>
+            </w:pPr>
+            <w:r/>
+            <w:r>
+              <w:rPr>
+                <w:rFonts w:ascii="맑은 고딕" w:hAnsi="맑은 고딕" w:eastAsia="맑은 고딕"/>
+                <w:sz w:val="19"/>
+              </w:rPr>
+              <w:t>40초</w:t>
+            </w:r>
+          </w:p>
+        </w:tc>
+      </w:tr>
+      <w:tr>
+        <w:tc>
+          <w:tcPr>
+            <w:tcW w:type="dxa" w:w="454"/>
+          </w:tcPr>
+          <w:p>
+            <w:pPr>
+              <w:spacing w:after="40" w:line="288" w:lineRule="auto"/>
+            </w:pPr>
+            <w:r/>
+            <w:r>
+              <w:rPr>
+                <w:rFonts w:ascii="맑은 고딕" w:hAnsi="맑은 고딕" w:eastAsia="맑은 고딕"/>
+                <w:sz w:val="19"/>
+              </w:rPr>
+              <w:t>8</w:t>
+            </w:r>
+          </w:p>
+        </w:tc>
+        <w:tc>
+          <w:tcPr>
+            <w:tcW w:type="dxa" w:w="1474"/>
+          </w:tcPr>
+          <w:p>
+            <w:pPr>
+              <w:spacing w:after="40" w:line="288" w:lineRule="auto"/>
+            </w:pPr>
+            <w:r/>
+            <w:r>
+              <w:rPr>
+                <w:rFonts w:ascii="맑은 고딕" w:hAnsi="맑은 고딕" w:eastAsia="맑은 고딕"/>
+                <w:sz w:val="19"/>
+              </w:rPr>
+              <w:t>측정이 알려준 것</w:t>
+            </w:r>
+          </w:p>
+        </w:tc>
+        <w:tc>
+          <w:tcPr>
+            <w:tcW w:type="dxa" w:w="3628"/>
+          </w:tcPr>
+          <w:p>
+            <w:pPr>
+              <w:spacing w:after="40" w:line="288" w:lineRule="auto"/>
+            </w:pPr>
+            <w:r/>
+            <w:r>
+              <w:rPr>
+                <w:rFonts w:ascii="맑은 고딕" w:hAnsi="맑은 고딕" w:eastAsia="맑은 고딕"/>
+                <w:sz w:val="19"/>
+              </w:rPr>
+              <w:t>재보니 시간의 59%가 검토였다. 그리고 영수증은 살 때마다 생기는데 도구는 한 번에 몰아서만 됐다. 그래서 쌓이고 갱신되는 구조로 바꿨다.</w:t>
+            </w:r>
+          </w:p>
+        </w:tc>
+        <w:tc>
+          <w:tcPr>
+            <w:tcW w:type="dxa" w:w="1928"/>
+          </w:tcPr>
+          <w:p>
+            <w:pPr>
+              <w:spacing w:after="40" w:line="288" w:lineRule="auto"/>
+            </w:pPr>
+            <w:r/>
+            <w:r>
+              <w:rPr>
+                <w:rFonts w:ascii="맑은 고딕" w:hAnsi="맑은 고딕" w:eastAsia="맑은 고딕"/>
+                <w:sz w:val="19"/>
+              </w:rPr>
+              <w:t>18번 (누적 목록)</w:t>
+            </w:r>
+          </w:p>
+        </w:tc>
+        <w:tc>
+          <w:tcPr>
+            <w:tcW w:type="dxa" w:w="794"/>
+          </w:tcPr>
+          <w:p>
+            <w:pPr>
+              <w:spacing w:after="40" w:line="288" w:lineRule="auto"/>
+            </w:pPr>
+            <w:r/>
+            <w:r>
+              <w:rPr>
+                <w:rFonts w:ascii="맑은 고딕" w:hAnsi="맑은 고딕" w:eastAsia="맑은 고딕"/>
+                <w:sz w:val="19"/>
+              </w:rPr>
+              <w:t>35초</w:t>
+            </w:r>
+          </w:p>
+        </w:tc>
+      </w:tr>
+      <w:tr>
+        <w:tc>
+          <w:tcPr>
+            <w:tcW w:type="dxa" w:w="454"/>
+          </w:tcPr>
+          <w:p>
+            <w:pPr>
+              <w:spacing w:after="40" w:line="288" w:lineRule="auto"/>
+            </w:pPr>
+            <w:r/>
+            <w:r>
+              <w:rPr>
+                <w:rFonts w:ascii="맑은 고딕" w:hAnsi="맑은 고딕" w:eastAsia="맑은 고딕"/>
+                <w:sz w:val="19"/>
+              </w:rPr>
+              <w:t>9</w:t>
+            </w:r>
+          </w:p>
+        </w:tc>
+        <w:tc>
+          <w:tcPr>
+            <w:tcW w:type="dxa" w:w="1474"/>
+          </w:tcPr>
+          <w:p>
+            <w:pPr>
+              <w:spacing w:after="40" w:line="288" w:lineRule="auto"/>
+            </w:pPr>
+            <w:r/>
+            <w:r>
+              <w:rPr>
+                <w:rFonts w:ascii="맑은 고딕" w:hAnsi="맑은 고딕" w:eastAsia="맑은 고딕"/>
+                <w:sz w:val="19"/>
+              </w:rPr>
+              <w:t>마무리</w:t>
+            </w:r>
+          </w:p>
+        </w:tc>
+        <w:tc>
+          <w:tcPr>
+            <w:tcW w:type="dxa" w:w="3628"/>
+          </w:tcPr>
+          <w:p>
+            <w:pPr>
+              <w:spacing w:after="40" w:line="288" w:lineRule="auto"/>
+            </w:pPr>
+            <w:r/>
+            <w:r>
+              <w:rPr>
+                <w:rFonts w:ascii="맑은 고딕" w:hAnsi="맑은 고딕" w:eastAsia="맑은 고딕"/>
+                <w:sz w:val="19"/>
+              </w:rPr>
+              <w:t>7단계를 모두 충족했고, 다음 과제는 검토 부담을 더 줄이는 것이다.</w:t>
+            </w:r>
+          </w:p>
+        </w:tc>
+        <w:tc>
+          <w:tcPr>
+            <w:tcW w:type="dxa" w:w="1928"/>
+          </w:tcPr>
+          <w:p>
+            <w:pPr>
+              <w:spacing w:after="40" w:line="288" w:lineRule="auto"/>
+            </w:pPr>
+            <w:r/>
+            <w:r>
+              <w:rPr>
+                <w:rFonts w:ascii="맑은 고딕" w:hAnsi="맑은 고딕" w:eastAsia="맑은 고딕"/>
+                <w:sz w:val="19"/>
+              </w:rPr>
+              <w:t>—</w:t>
+            </w:r>
+          </w:p>
+        </w:tc>
+        <w:tc>
+          <w:tcPr>
+            <w:tcW w:type="dxa" w:w="794"/>
+          </w:tcPr>
+          <w:p>
+            <w:pPr>
+              <w:spacing w:after="40" w:line="288" w:lineRule="auto"/>
+            </w:pPr>
+            <w:r/>
+            <w:r>
+              <w:rPr>
+                <w:rFonts w:ascii="맑은 고딕" w:hAnsi="맑은 고딕" w:eastAsia="맑은 고딕"/>
+                <w:sz w:val="19"/>
+              </w:rPr>
+              <w:t>15초</w:t>
+            </w:r>
+          </w:p>
+        </w:tc>
+      </w:tr>
+    </w:tbl>
+    <w:p>
+      <w:pPr>
+        <w:spacing w:after="40"/>
+      </w:pPr>
+    </w:p>
+    <w:p>
+      <w:r>
+        <w:rPr>
+          <w:rFonts w:ascii="맑은 고딕" w:hAnsi="맑은 고딕" w:eastAsia="맑은 고딕"/>
+          <w:b/>
+          <w:sz w:val="21"/>
+        </w:rPr>
+        <w:t>총 5분 00초</w:t>
+      </w:r>
+    </w:p>
+    <w:p>
+      <w:pPr>
+        <w:pStyle w:val="Heading2"/>
+        <w:spacing w:before="280" w:after="120"/>
+      </w:pPr>
+      <w:r>
+        <w:t>시간이 모자랄 때 줄일 순서</w:t>
+      </w:r>
+    </w:p>
+    <w:p>
+      <w:pPr>
+        <w:pStyle w:val="ListBullet"/>
+        <w:spacing w:after="60"/>
+      </w:pPr>
+      <w:r>
+        <w:t>4번 As-is/To-be — 2번과 3번에서 이미 설명된 내용입니다. 표만 띄우고 넘어가도 됩니다.</w:t>
+      </w:r>
+    </w:p>
+    <w:p>
+      <w:pPr>
+        <w:pStyle w:val="ListBullet"/>
+        <w:spacing w:after="60"/>
+      </w:pPr>
+      <w:r>
+        <w:t>7번 정확도 — 6번 속도만으로도 핵심은 전달됩니다. 다만 질문이 나오면 이 슬라이드로 답하세요.</w:t>
+      </w:r>
+    </w:p>
+    <w:p>
+      <w:pPr>
+        <w:pStyle w:val="ListBullet"/>
+        <w:spacing w:after="60"/>
+      </w:pPr>
+      <w:r>
+        <w:t>9번 마무리 — 7단계 충족은 제출 문서에 있으므로 말로 한 줄만 해도 됩니다.</w:t>
+      </w:r>
+    </w:p>
+    <w:p>
+      <w:pPr>
+        <w:pStyle w:val="Heading2"/>
+        <w:spacing w:before="280" w:after="120"/>
+      </w:pPr>
+      <w:r>
+        <w:t>반대로 시간이 남으면</w:t>
+      </w:r>
+    </w:p>
+    <w:p>
+      <w:pPr>
+        <w:pStyle w:val="ListBullet"/>
+        <w:spacing w:after="60"/>
+      </w:pPr>
+      <w:r>
+        <w:t>3번에서 배송비 사례를 실제 숫자로 짚으세요. 5,400원 + 배송비 2,900원 = 8,300원.</w:t>
+      </w:r>
+    </w:p>
+    <w:p>
+      <w:pPr>
+        <w:pStyle w:val="ListBullet"/>
+        <w:spacing w:after="60"/>
+      </w:pPr>
+      <w:r>
+        <w:t>8번에서 왜 인식률 개선이 아니라 기능 추가를 골랐는지 설명하세요. 기획 판단을 보여주는 대목입니다.</w:t>
+      </w:r>
+    </w:p>
+    <w:p>
+      <w:pPr>
+        <w:pStyle w:val="Heading2"/>
+        <w:spacing w:before="280" w:after="120"/>
+      </w:pPr>
+      <w:r>
+        <w:t>주의</w:t>
+      </w:r>
+    </w:p>
+    <w:p>
+      <w:r>
+        <w:rPr>
+          <w:rFonts w:ascii="맑은 고딕" w:hAnsi="맑은 고딕" w:eastAsia="맑은 고딕"/>
+          <w:b/>
+          <w:sz w:val="21"/>
+        </w:rPr>
+        <w:t>기술 이름을 말하지 마세요.</w:t>
+      </w:r>
+    </w:p>
+    <w:p>
+      <w:r>
+        <w:rPr>
+          <w:rFonts w:ascii="맑은 고딕" w:hAnsi="맑은 고딕" w:eastAsia="맑은 고딕"/>
+          <w:b w:val="0"/>
+          <w:sz w:val="21"/>
+        </w:rPr>
+        <w:t>어떤 모델을 썼는지, 어떤 프레임워크로 만들었는지는 평가 항목이 아닙니다. '연구실 컴퓨터에서 직접 AI를 돌린다'까지만 말하고, 그 이유(결제 정보를 외부에 보내지 않으려고)를 덧붙이는 편이 낫습니다.</w:t>
+      </w:r>
+    </w:p>
+    <w:p>
+      <w:r>
+        <w:br w:type="page"/>
+      </w:r>
+    </w:p>
+    <w:p>
+      <w:pPr>
+        <w:pStyle w:val="Heading1"/>
+        <w:spacing w:before="400" w:after="160"/>
+      </w:pPr>
+      <w:r>
+        <w:t>부록 B — 발표 시 강조할 점</w:t>
       </w:r>
     </w:p>
     <w:p>
